--- a/Implementazione.docx
+++ b/Implementazione.docx
@@ -14,10 +14,63 @@
       </w:r>
     </w:p>
     <w:p>
+      <w:r>
+        <w:t>Questo capitolo descrive gli aspetti implementativi del progetto sviluppato, illustrando le soluzioni adottate e le scelte tecniche effettuate durante la realizzazione del sistema. L'obiettivo è mostrare come i concetti teorici introdotti nei capitoli precedenti siano stati applicati concretamente per costruire un'applicazione funzionale, organizzata e facilmente estendibile.</w:t>
+      </w:r>
+    </w:p>
+    <w:p>
+      <w:r>
+        <w:t xml:space="preserve">In una prima fase si presentano le tecnologie utilizzate per lo sviluppo dell'applicazione e le motivazioni che hanno portato alla loro adozione. Di seguito si analizza la gestione del </w:t>
+      </w:r>
+      <w:proofErr w:type="spellStart"/>
+      <w:r>
+        <w:t>routing</w:t>
+      </w:r>
+      <w:proofErr w:type="spellEnd"/>
+      <w:r>
+        <w:t>, approfondendo il sistema di utenti, ruoli e permessi, i meccanismi di autenticazione mediante middleware e l'organizzazione delle rotte applicative.</w:t>
+      </w:r>
+    </w:p>
+    <w:p>
+      <w:r>
+        <w:t xml:space="preserve">Si illustra quindi l'implementazione dell'architettura </w:t>
+      </w:r>
+      <w:r>
+        <w:rPr>
+          <w:i/>
+          <w:iCs/>
+        </w:rPr>
+        <w:t>Model-View-Controller</w:t>
+      </w:r>
+      <w:r>
+        <w:t xml:space="preserve"> (MVC), descrivendo la suddivisione delle responsabilità tra i diversi componenti del sistema e il flusso di elaborazione delle richieste. A seguire, si espongono i principali automatismi sviluppati, tra cui la gestione dei campioni, la generazione automatica dei documenti PDF e i meccanismi di blocco dei rapporti di prova.</w:t>
+      </w:r>
+    </w:p>
+    <w:p>
+      <w:r>
+        <w:t xml:space="preserve">Infine, il capitolo descrive il processo di migrazione dei dati dalla prima alla seconda versione del sistema e le procedure di </w:t>
+      </w:r>
+      <w:proofErr w:type="spellStart"/>
+      <w:r>
+        <w:t>logging</w:t>
+      </w:r>
+      <w:proofErr w:type="spellEnd"/>
+      <w:r>
+        <w:t xml:space="preserve"> predisposte per il monitoraggio delle attività e la tracciabilità delle operazioni eseguite all'interno dell'applicazione.</w:t>
+      </w:r>
+    </w:p>
+    <w:p>
+      <w:r>
+        <w:t>La trattazione di questi argomenti consente di completare la descrizione del sistema, fornendo una visione complessiva delle scelte progettuali in vista delle considerazioni conclusive.</w:t>
+      </w:r>
+    </w:p>
+    <w:p/>
+    <w:p>
       <w:pPr>
         <w:pStyle w:val="Titolo2"/>
       </w:pPr>
       <w:r>
+        <w:lastRenderedPageBreak/>
         <w:t>Tecnologie utilizzate</w:t>
       </w:r>
     </w:p>
@@ -467,7 +520,6 @@
     </w:p>
     <w:p>
       <w:r>
-        <w:lastRenderedPageBreak/>
         <w:t xml:space="preserve">I principali ruoli applicativi sono: </w:t>
       </w:r>
       <w:r>
@@ -563,6 +615,7 @@
     </w:p>
     <w:p>
       <w:r>
+        <w:lastRenderedPageBreak/>
         <w:t>Oltre ai ruoli, il sistema prevede un insieme di permessi granulari che consentono di controllare in modo puntuale l'accesso alle singole funzionalità. I permessi implementati sono riportati nella Tabella X.</w:t>
       </w:r>
     </w:p>
@@ -1155,12 +1208,12 @@
     </w:p>
     <w:p>
       <w:r>
+        <w:t>L'accesso alle funzionalità riservate è subordinato al superamento di una catena di middleware eseguiti in sequenza. Ciascun componente è responsabile di una specifica verifica e può interrompere il flusso della richiesta qualora i requisiti di accesso non risultino soddisfatti.</w:t>
+      </w:r>
+    </w:p>
+    <w:p>
+      <w:r>
         <w:lastRenderedPageBreak/>
-        <w:t>L'accesso alle funzionalità riservate è subordinato al superamento di una catena di middleware eseguiti in sequenza. Ciascun componente è responsabile di una specifica verifica e può interrompere il flusso della richiesta qualora i requisiti di accesso non risultino soddisfatti.</w:t>
-      </w:r>
-    </w:p>
-    <w:p>
-      <w:r>
         <w:t>In particolare, il sistema utilizza tre middleware principali:</w:t>
       </w:r>
     </w:p>
@@ -1504,99 +1557,99 @@
               <w:rPr>
                 <w:lang w:val="en-US"/>
               </w:rPr>
+              <w:t xml:space="preserve">    </w:t>
+            </w:r>
+            <w:r>
+              <w:rPr>
+                <w:lang w:val="en-US"/>
+              </w:rPr>
+              <w:t xml:space="preserve"> 'auth', </w:t>
+            </w:r>
+          </w:p>
+          <w:p>
+            <w:pPr>
+              <w:rPr>
+                <w:lang w:val="en-US"/>
+              </w:rPr>
+            </w:pPr>
+            <w:r>
+              <w:rPr>
+                <w:lang w:val="en-US"/>
+              </w:rPr>
+              <w:t xml:space="preserve">     </w:t>
+            </w:r>
+            <w:r>
+              <w:rPr>
+                <w:lang w:val="en-US"/>
+              </w:rPr>
+              <w:t>'</w:t>
+            </w:r>
+            <w:proofErr w:type="spellStart"/>
+            <w:proofErr w:type="gramStart"/>
+            <w:r>
+              <w:rPr>
+                <w:lang w:val="en-US"/>
+              </w:rPr>
+              <w:t>role:admin</w:t>
+            </w:r>
+            <w:proofErr w:type="gramEnd"/>
+            <w:r>
+              <w:rPr>
+                <w:lang w:val="en-US"/>
+              </w:rPr>
+              <w:t>|laboratory_director</w:t>
+            </w:r>
+            <w:proofErr w:type="spellEnd"/>
+            <w:r>
+              <w:rPr>
+                <w:lang w:val="en-US"/>
+              </w:rPr>
+              <w:t xml:space="preserve">|...', </w:t>
+            </w:r>
+          </w:p>
+          <w:p>
+            <w:pPr>
+              <w:rPr>
+                <w:lang w:val="en-US"/>
+              </w:rPr>
+            </w:pPr>
+            <w:r>
+              <w:rPr>
+                <w:lang w:val="en-US"/>
+              </w:rPr>
+              <w:t xml:space="preserve">     </w:t>
+            </w:r>
+            <w:r>
+              <w:rPr>
+                <w:lang w:val="en-US"/>
+              </w:rPr>
+              <w:t xml:space="preserve">'status' </w:t>
+            </w:r>
+          </w:p>
+          <w:p>
+            <w:pPr>
+              <w:rPr>
+                <w:lang w:val="en-US"/>
+              </w:rPr>
+            </w:pPr>
+            <w:r>
+              <w:rPr>
+                <w:lang w:val="en-US"/>
+              </w:rPr>
+              <w:t xml:space="preserve">])-&gt;prefix('admin') </w:t>
+            </w:r>
+          </w:p>
+          <w:p>
+            <w:pPr>
+              <w:rPr>
+                <w:lang w:val="en-US"/>
+              </w:rPr>
+            </w:pPr>
+            <w:r>
+              <w:rPr>
+                <w:lang w:val="en-US"/>
+              </w:rPr>
               <w:lastRenderedPageBreak/>
-              <w:t xml:space="preserve">    </w:t>
-            </w:r>
-            <w:r>
-              <w:rPr>
-                <w:lang w:val="en-US"/>
-              </w:rPr>
-              <w:t xml:space="preserve"> 'auth', </w:t>
-            </w:r>
-          </w:p>
-          <w:p>
-            <w:pPr>
-              <w:rPr>
-                <w:lang w:val="en-US"/>
-              </w:rPr>
-            </w:pPr>
-            <w:r>
-              <w:rPr>
-                <w:lang w:val="en-US"/>
-              </w:rPr>
-              <w:t xml:space="preserve">     </w:t>
-            </w:r>
-            <w:r>
-              <w:rPr>
-                <w:lang w:val="en-US"/>
-              </w:rPr>
-              <w:t>'</w:t>
-            </w:r>
-            <w:proofErr w:type="spellStart"/>
-            <w:proofErr w:type="gramStart"/>
-            <w:r>
-              <w:rPr>
-                <w:lang w:val="en-US"/>
-              </w:rPr>
-              <w:t>role:admin</w:t>
-            </w:r>
-            <w:proofErr w:type="gramEnd"/>
-            <w:r>
-              <w:rPr>
-                <w:lang w:val="en-US"/>
-              </w:rPr>
-              <w:t>|laboratory_director</w:t>
-            </w:r>
-            <w:proofErr w:type="spellEnd"/>
-            <w:r>
-              <w:rPr>
-                <w:lang w:val="en-US"/>
-              </w:rPr>
-              <w:t xml:space="preserve">|...', </w:t>
-            </w:r>
-          </w:p>
-          <w:p>
-            <w:pPr>
-              <w:rPr>
-                <w:lang w:val="en-US"/>
-              </w:rPr>
-            </w:pPr>
-            <w:r>
-              <w:rPr>
-                <w:lang w:val="en-US"/>
-              </w:rPr>
-              <w:t xml:space="preserve">     </w:t>
-            </w:r>
-            <w:r>
-              <w:rPr>
-                <w:lang w:val="en-US"/>
-              </w:rPr>
-              <w:t xml:space="preserve">'status' </w:t>
-            </w:r>
-          </w:p>
-          <w:p>
-            <w:pPr>
-              <w:rPr>
-                <w:lang w:val="en-US"/>
-              </w:rPr>
-            </w:pPr>
-            <w:r>
-              <w:rPr>
-                <w:lang w:val="en-US"/>
-              </w:rPr>
-              <w:t xml:space="preserve">])-&gt;prefix('admin') </w:t>
-            </w:r>
-          </w:p>
-          <w:p>
-            <w:pPr>
-              <w:rPr>
-                <w:lang w:val="en-US"/>
-              </w:rPr>
-            </w:pPr>
-            <w:r>
-              <w:rPr>
-                <w:lang w:val="en-US"/>
-              </w:rPr>
               <w:t xml:space="preserve">    -</w:t>
             </w:r>
             <w:r>
@@ -2073,73 +2126,73 @@
               </w:rPr>
             </w:pPr>
             <w:r>
+              <w:t xml:space="preserve">    </w:t>
+            </w:r>
+            <w:r>
+              <w:rPr>
+                <w:lang w:val="en-GB"/>
+              </w:rPr>
+              <w:t>];</w:t>
+            </w:r>
+          </w:p>
+          <w:p>
+            <w:pPr>
+              <w:rPr>
+                <w:lang w:val="en-GB"/>
+              </w:rPr>
+            </w:pPr>
+          </w:p>
+          <w:p>
+            <w:pPr>
+              <w:rPr>
+                <w:lang w:val="en-GB"/>
+              </w:rPr>
+            </w:pPr>
+            <w:r>
+              <w:rPr>
+                <w:lang w:val="en-GB"/>
+              </w:rPr>
+              <w:t xml:space="preserve">    protected function </w:t>
+            </w:r>
+            <w:proofErr w:type="gramStart"/>
+            <w:r>
+              <w:rPr>
+                <w:lang w:val="en-GB"/>
+              </w:rPr>
+              <w:t>casts(</w:t>
+            </w:r>
+            <w:proofErr w:type="gramEnd"/>
+            <w:r>
+              <w:rPr>
+                <w:lang w:val="en-GB"/>
+              </w:rPr>
+              <w:t>): array</w:t>
+            </w:r>
+          </w:p>
+          <w:p>
+            <w:pPr>
+              <w:rPr>
+                <w:lang w:val="en-GB"/>
+              </w:rPr>
+            </w:pPr>
+            <w:r>
+              <w:rPr>
+                <w:lang w:val="en-GB"/>
+              </w:rPr>
+              <w:t xml:space="preserve">    {</w:t>
+            </w:r>
+          </w:p>
+          <w:p>
+            <w:pPr>
+              <w:rPr>
+                <w:lang w:val="en-GB"/>
+              </w:rPr>
+            </w:pPr>
+            <w:r>
+              <w:rPr>
+                <w:lang w:val="en-GB"/>
+              </w:rPr>
               <w:lastRenderedPageBreak/>
-              <w:t xml:space="preserve">    </w:t>
-            </w:r>
-            <w:r>
-              <w:rPr>
-                <w:lang w:val="en-GB"/>
-              </w:rPr>
-              <w:t>];</w:t>
-            </w:r>
-          </w:p>
-          <w:p>
-            <w:pPr>
-              <w:rPr>
-                <w:lang w:val="en-GB"/>
-              </w:rPr>
-            </w:pPr>
-          </w:p>
-          <w:p>
-            <w:pPr>
-              <w:rPr>
-                <w:lang w:val="en-GB"/>
-              </w:rPr>
-            </w:pPr>
-            <w:r>
-              <w:rPr>
-                <w:lang w:val="en-GB"/>
-              </w:rPr>
-              <w:t xml:space="preserve">    protected function </w:t>
-            </w:r>
-            <w:proofErr w:type="gramStart"/>
-            <w:r>
-              <w:rPr>
-                <w:lang w:val="en-GB"/>
-              </w:rPr>
-              <w:t>casts(</w:t>
-            </w:r>
-            <w:proofErr w:type="gramEnd"/>
-            <w:r>
-              <w:rPr>
-                <w:lang w:val="en-GB"/>
-              </w:rPr>
-              <w:t>): array</w:t>
-            </w:r>
-          </w:p>
-          <w:p>
-            <w:pPr>
-              <w:rPr>
-                <w:lang w:val="en-GB"/>
-              </w:rPr>
-            </w:pPr>
-            <w:r>
-              <w:rPr>
-                <w:lang w:val="en-GB"/>
-              </w:rPr>
-              <w:t xml:space="preserve">    {</w:t>
-            </w:r>
-          </w:p>
-          <w:p>
-            <w:pPr>
-              <w:rPr>
-                <w:lang w:val="en-GB"/>
-              </w:rPr>
-            </w:pPr>
-            <w:r>
-              <w:rPr>
-                <w:lang w:val="en-GB"/>
-              </w:rPr>
               <w:t xml:space="preserve">        return [</w:t>
             </w:r>
           </w:p>
@@ -2897,12 +2950,6 @@
                 <w:lang w:val="en-US"/>
               </w:rPr>
               <w:br/>
-            </w:r>
-            <w:r>
-              <w:rPr>
-                <w:lang w:val="en-US"/>
-              </w:rPr>
-              <w:lastRenderedPageBreak/>
               <w:t xml:space="preserve">   </w:t>
             </w:r>
             <w:r>
@@ -3544,7 +3591,6 @@
               <w:rPr>
                 <w:lang w:val="en-GB"/>
               </w:rPr>
-              <w:lastRenderedPageBreak/>
               <w:t>}</w:t>
             </w:r>
           </w:p>
@@ -3561,6 +3607,7 @@
     <w:p/>
     <w:p>
       <w:r>
+        <w:lastRenderedPageBreak/>
         <w:t xml:space="preserve">Dopo l'elaborazione della richiesta da parte del controller e del service, i dati vengono resi disponibili allo strato di presentazione, implementato mediante viste Blade. Nel seguito viene analizzato il file </w:t>
       </w:r>
       <w:proofErr w:type="spellStart"/>
@@ -4328,66 +4375,66 @@
           </w:p>
           <w:p>
             <w:r>
+              <w:t xml:space="preserve">    }</w:t>
+            </w:r>
+            <w:proofErr w:type="gramStart"/>
+            <w:r>
+              <w:t>).</w:t>
+            </w:r>
+            <w:proofErr w:type="spellStart"/>
+            <w:r>
+              <w:t>then</w:t>
+            </w:r>
+            <w:proofErr w:type="spellEnd"/>
+            <w:proofErr w:type="gramEnd"/>
+            <w:r>
+              <w:t>((</w:t>
+            </w:r>
+            <w:proofErr w:type="spellStart"/>
+            <w:r>
+              <w:t>result</w:t>
+            </w:r>
+            <w:proofErr w:type="spellEnd"/>
+            <w:r>
+              <w:t>) =&gt; {</w:t>
+            </w:r>
+          </w:p>
+          <w:p/>
+          <w:p>
+            <w:r>
+              <w:t xml:space="preserve">        </w:t>
+            </w:r>
+            <w:r>
+              <w:t>// Esecuzione condizionata alla conferma dell'utente</w:t>
+            </w:r>
+          </w:p>
+          <w:p>
+            <w:r>
+              <w:t xml:space="preserve">        </w:t>
+            </w:r>
+            <w:proofErr w:type="spellStart"/>
+            <w:r>
+              <w:t>if</w:t>
+            </w:r>
+            <w:proofErr w:type="spellEnd"/>
+            <w:r>
+              <w:t xml:space="preserve"> (</w:t>
+            </w:r>
+            <w:proofErr w:type="spellStart"/>
+            <w:proofErr w:type="gramStart"/>
+            <w:r>
+              <w:t>result.isConfirmed</w:t>
+            </w:r>
+            <w:proofErr w:type="spellEnd"/>
+            <w:proofErr w:type="gramEnd"/>
+            <w:r>
+              <w:t>) {</w:t>
+            </w:r>
+          </w:p>
+          <w:p/>
+          <w:p>
+            <w:r>
               <w:lastRenderedPageBreak/>
-              <w:t xml:space="preserve">    }</w:t>
-            </w:r>
-            <w:proofErr w:type="gramStart"/>
-            <w:r>
-              <w:t>).</w:t>
-            </w:r>
-            <w:proofErr w:type="spellStart"/>
-            <w:r>
-              <w:t>then</w:t>
-            </w:r>
-            <w:proofErr w:type="spellEnd"/>
-            <w:proofErr w:type="gramEnd"/>
-            <w:r>
-              <w:t>((</w:t>
-            </w:r>
-            <w:proofErr w:type="spellStart"/>
-            <w:r>
-              <w:t>result</w:t>
-            </w:r>
-            <w:proofErr w:type="spellEnd"/>
-            <w:r>
-              <w:t>) =&gt; {</w:t>
-            </w:r>
-          </w:p>
-          <w:p/>
-          <w:p>
-            <w:r>
-              <w:t xml:space="preserve">        </w:t>
-            </w:r>
-            <w:r>
-              <w:t>// Esecuzione condizionata alla conferma dell'utente</w:t>
-            </w:r>
-          </w:p>
-          <w:p>
-            <w:r>
-              <w:t xml:space="preserve">        </w:t>
-            </w:r>
-            <w:proofErr w:type="spellStart"/>
-            <w:r>
-              <w:t>if</w:t>
-            </w:r>
-            <w:proofErr w:type="spellEnd"/>
-            <w:r>
-              <w:t xml:space="preserve"> (</w:t>
-            </w:r>
-            <w:proofErr w:type="spellStart"/>
-            <w:proofErr w:type="gramStart"/>
-            <w:r>
-              <w:t>result.isConfirmed</w:t>
-            </w:r>
-            <w:proofErr w:type="spellEnd"/>
-            <w:proofErr w:type="gramEnd"/>
-            <w:r>
-              <w:t>) {</w:t>
-            </w:r>
-          </w:p>
-          <w:p/>
-          <w:p>
-            <w:r>
               <w:t xml:space="preserve">            // Inizializzazione della richiesta AJAX in modalità HTTP DELETE</w:t>
             </w:r>
           </w:p>
@@ -4649,12 +4696,12 @@
     </w:p>
     <w:p>
       <w:r>
+        <w:t>L'automatismo può operare secondo due modalità differenti: convalida oppure annullamento della convalida.</w:t>
+      </w:r>
+    </w:p>
+    <w:p>
+      <w:r>
         <w:lastRenderedPageBreak/>
-        <w:t>L'automatismo può operare secondo due modalità differenti: convalida oppure annullamento della convalida.</w:t>
-      </w:r>
-    </w:p>
-    <w:p>
-      <w:r>
         <w:t xml:space="preserve">Nel caso di convalida, </w:t>
       </w:r>
       <w:r>
@@ -5112,7 +5159,6 @@
     </w:p>
     <w:p>
       <w:r>
-        <w:lastRenderedPageBreak/>
         <w:t>Il flusso di esecuzione si articola nelle seguenti fasi:</w:t>
       </w:r>
     </w:p>
@@ -5128,6 +5174,7 @@
           <w:b/>
           <w:bCs/>
         </w:rPr>
+        <w:lastRenderedPageBreak/>
         <w:t>Ricostruzione del Grafo dei Dati:</w:t>
       </w:r>
       <w:r>
@@ -5602,12 +5649,12 @@
     </w:p>
     <w:p>
       <w:r>
+        <w:t>L'obiettivo principale di questo automatismo è garantire che, una volta completato il processo di approvazione, i dati utilizzati per la redazione del rapporto non possano essere modificati accidentalmente, preservando la coerenza tra il documento emesso e le informazioni archiviate nel sistema.</w:t>
+      </w:r>
+    </w:p>
+    <w:p>
+      <w:r>
         <w:lastRenderedPageBreak/>
-        <w:t>L'obiettivo principale di questo automatismo è garantire che, una volta completato il processo di approvazione, i dati utilizzati per la redazione del rapporto non possano essere modificati accidentalmente, preservando la coerenza tra il documento emesso e le informazioni archiviate nel sistema.</w:t>
-      </w:r>
-    </w:p>
-    <w:p>
-      <w:r>
         <w:t>Il processo viene attivato da un utente autorizzato durante la fase di verifica del rapporto e prevede due possibili esiti: approvazione oppure richiesta di revisione.</w:t>
       </w:r>
     </w:p>
@@ -6007,6 +6054,7 @@
               <w:rPr>
                 <w:lang w:val="en-US"/>
               </w:rPr>
+              <w:lastRenderedPageBreak/>
               <w:t xml:space="preserve">        </w:t>
             </w:r>
             <w:proofErr w:type="spellStart"/>
@@ -6266,16 +6314,19 @@
     </w:p>
     <w:p>
       <w:r>
+        <w:t>Nella gestione dei tentativi falliti (</w:t>
+      </w:r>
+      <w:proofErr w:type="spellStart"/>
+      <w:r>
+        <w:t>Failed</w:t>
+      </w:r>
+      <w:proofErr w:type="spellEnd"/>
+      <w:r>
+        <w:t xml:space="preserve">), il sistema implementa un controllo preventivo di esistenza dell'istanza utente. Se un utente tenta l'accesso con credenziali errate utilizzando un nome utente non </w:t>
+      </w:r>
+      <w:r>
         <w:lastRenderedPageBreak/>
-        <w:t>Nella gestione dei tentativi falliti (</w:t>
-      </w:r>
-      <w:proofErr w:type="spellStart"/>
-      <w:r>
-        <w:t>Failed</w:t>
-      </w:r>
-      <w:proofErr w:type="spellEnd"/>
-      <w:r>
-        <w:t xml:space="preserve">), il sistema implementa un controllo preventivo di esistenza dell'istanza utente. Se un utente tenta l'accesso con credenziali errate utilizzando un nome utente non censito, il sistema cattura l'anomalia gestendo il valore come </w:t>
+        <w:t xml:space="preserve">censito, il sistema cattura l'anomalia gestendo il valore come </w:t>
       </w:r>
       <w:proofErr w:type="spellStart"/>
       <w:r>
@@ -7326,6 +7377,7 @@
     </w:p>
     <w:p>
       <w:r>
+        <w:lastRenderedPageBreak/>
         <w:t>Per registrare le modifiche apportate alle entità persistenti dell'applicazione è stata implementata un'infrastruttura di audit basata sul pattern Observer. L'obiettivo è quello di automatizzare la registrazione delle operazioni di creazione, modifica ed eliminazione dei record, evitando di inserire logiche di auditing all'interno dei controller o dei servizi applicativi.</w:t>
       </w:r>
     </w:p>
@@ -7797,7 +7849,6 @@
               <w:rPr>
                 <w:lang w:val="en-GB"/>
               </w:rPr>
-              <w:lastRenderedPageBreak/>
               <w:t xml:space="preserve">    {</w:t>
             </w:r>
           </w:p>
@@ -8706,7 +8757,6 @@
               <w:rPr>
                 <w:lang w:val="en-US"/>
               </w:rPr>
-              <w:lastRenderedPageBreak/>
               <w:t xml:space="preserve">            </w:t>
             </w:r>
             <w:proofErr w:type="spellStart"/>
@@ -8786,6 +8836,7 @@
               <w:rPr>
                 <w:lang w:val="en-GB"/>
               </w:rPr>
+              <w:lastRenderedPageBreak/>
               <w:t xml:space="preserve">    }</w:t>
             </w:r>
           </w:p>
@@ -9479,7 +9530,6 @@
     <w:p/>
     <w:p>
       <w:r>
-        <w:lastRenderedPageBreak/>
         <w:t xml:space="preserve">Per le operazioni CRUD viene invece utilizzato il metodo </w:t>
       </w:r>
       <w:proofErr w:type="spellStart"/>
@@ -9514,6 +9564,7 @@
           <w:b/>
           <w:bCs/>
         </w:rPr>
+        <w:lastRenderedPageBreak/>
         <w:t>Filtro dei metadati di sistema:</w:t>
       </w:r>
       <w:r>
@@ -10318,12 +10369,12 @@
     </w:p>
     <w:p>
       <w:r>
+        <w:t>Alcune entità rappresentano elementi centrali del dominio applicativo e necessitano di una gestione dedicata dei log. In questi casi il modello ridefinisce i metodi forniti dal trait per specificare una tabella di audit dedicata e un identificativo gerarchico utilizzato per il raggruppamento degli eventi.</w:t>
+      </w:r>
+    </w:p>
+    <w:p>
+      <w:r>
         <w:lastRenderedPageBreak/>
-        <w:t>Alcune entità rappresentano elementi centrali del dominio applicativo e necessitano di una gestione dedicata dei log. In questi casi il modello ridefinisce i metodi forniti dal trait per specificare una tabella di audit dedicata e un identificativo gerarchico utilizzato per il raggruppamento degli eventi.</w:t>
-      </w:r>
-    </w:p>
-    <w:p>
-      <w:r>
         <w:t>Un esempio è rappresentato dal modello Verbal.</w:t>
       </w:r>
     </w:p>

--- a/Implementazione.docx
+++ b/Implementazione.docx
@@ -6144,6 +6144,977 @@
         <w:t>Migrazione dati dalla versione 1 alla versione 2</w:t>
       </w:r>
     </w:p>
+    <w:p>
+      <w:r>
+        <w:t xml:space="preserve">Il passaggio alla versione aggiornata del sistema gestionale ha richiesto la migrazione dello storico dei dati dalla precedente architettura applicativa. Il database della versione 1 era caratterizzato da una struttura fortemente </w:t>
+      </w:r>
+      <w:proofErr w:type="spellStart"/>
+      <w:r>
+        <w:t>denormalizzata</w:t>
+      </w:r>
+      <w:proofErr w:type="spellEnd"/>
+      <w:r>
+        <w:t xml:space="preserve">, nella quale le informazioni relative ai campionamenti ambientali e microbiologici erano memorizzate all'interno di un'unica tabella. La versione </w:t>
+      </w:r>
+      <w:proofErr w:type="gramStart"/>
+      <w:r>
+        <w:t>2</w:t>
+      </w:r>
+      <w:proofErr w:type="gramEnd"/>
+      <w:r>
+        <w:t xml:space="preserve"> adotta invece uno schema relazionale normalizzato, con i dati distribuiti su più tabelle interconnesse, al fine di garantire l'integrità referenziale, ridurre le anomalie di aggiornamento e migliorare l'efficienza delle interrogazioni.</w:t>
+      </w:r>
+    </w:p>
+    <w:p>
+      <w:pPr>
+        <w:jc w:val="both"/>
+      </w:pPr>
+      <w:r>
+        <w:t xml:space="preserve">La migrazione è stata implementata nel framework </w:t>
+      </w:r>
+      <w:proofErr w:type="spellStart"/>
+      <w:r>
+        <w:t>Laravel</w:t>
+      </w:r>
+      <w:proofErr w:type="spellEnd"/>
+      <w:r>
+        <w:t xml:space="preserve"> </w:t>
+      </w:r>
+      <w:r>
+        <w:t>secondo un approccio ETL (</w:t>
+      </w:r>
+      <w:proofErr w:type="spellStart"/>
+      <w:r>
+        <w:t>Extract</w:t>
+      </w:r>
+      <w:proofErr w:type="spellEnd"/>
+      <w:r>
+        <w:t xml:space="preserve">, </w:t>
+      </w:r>
+      <w:proofErr w:type="spellStart"/>
+      <w:r>
+        <w:t>Transform</w:t>
+      </w:r>
+      <w:proofErr w:type="spellEnd"/>
+      <w:r>
+        <w:t>, Load</w:t>
+      </w:r>
+      <w:r>
+        <w:t xml:space="preserve">), mediante l'uso di una classe </w:t>
+      </w:r>
+      <w:proofErr w:type="spellStart"/>
+      <w:r>
+        <w:t>Seeder</w:t>
+      </w:r>
+      <w:proofErr w:type="spellEnd"/>
+      <w:r>
+        <w:t xml:space="preserve"> dedicata all'importazione (</w:t>
+      </w:r>
+      <w:proofErr w:type="spellStart"/>
+      <w:r>
+        <w:t>SampleSeeder</w:t>
+      </w:r>
+      <w:proofErr w:type="spellEnd"/>
+      <w:r>
+        <w:t xml:space="preserve">). Questa procedura è stata creata per trasferire i dati </w:t>
+      </w:r>
+      <w:r>
+        <w:t>dal sistema legacy al nuovo schema relazionale</w:t>
+      </w:r>
+      <w:r>
+        <w:t xml:space="preserve"> in modo controllato e coerente</w:t>
+      </w:r>
+      <w:r>
+        <w:t>.</w:t>
+      </w:r>
+      <w:r>
+        <w:t xml:space="preserve"> </w:t>
+      </w:r>
+    </w:p>
+    <w:p>
+      <w:r>
+        <w:t>Il processo si articola in tre fasi principali:</w:t>
+      </w:r>
+    </w:p>
+    <w:p>
+      <w:r>
+        <w:t>Estrazione (</w:t>
+      </w:r>
+      <w:proofErr w:type="spellStart"/>
+      <w:r>
+        <w:t>Extract</w:t>
+      </w:r>
+      <w:proofErr w:type="spellEnd"/>
+      <w:r>
+        <w:t xml:space="preserve">): i dati del sistema legacy vengono recuperati da un export precedente in formato CSV. L'utilizzo della funzione nativa </w:t>
+      </w:r>
+      <w:proofErr w:type="spellStart"/>
+      <w:proofErr w:type="gramStart"/>
+      <w:r>
+        <w:t>fgetcsv</w:t>
+      </w:r>
+      <w:proofErr w:type="spellEnd"/>
+      <w:r>
+        <w:t>(</w:t>
+      </w:r>
+      <w:proofErr w:type="gramEnd"/>
+      <w:r>
+        <w:t>) consente di elaborare il file riga per riga mediante lettura sequenziale, evitando il caricamento dell'intero contenuto in memoria e permettendo così di gestire set di dati di grandi dimensioni in modo efficiente.</w:t>
+      </w:r>
+    </w:p>
+    <w:p>
+      <w:pPr>
+        <w:rPr>
+          <w:u w:val="single"/>
+        </w:rPr>
+      </w:pPr>
+      <w:r>
+        <w:t>Trasformazione e validazione (</w:t>
+      </w:r>
+      <w:proofErr w:type="spellStart"/>
+      <w:r>
+        <w:t>Transform</w:t>
+      </w:r>
+      <w:proofErr w:type="spellEnd"/>
+      <w:r>
+        <w:t xml:space="preserve">): i dati estratti vengono sottoposti a procedure di normalizzazione e validazione attraverso metodi implementati specificamente per il processo di migrazione (ad esempio </w:t>
+      </w:r>
+      <w:proofErr w:type="spellStart"/>
+      <w:r>
+        <w:t>normalizeDate</w:t>
+      </w:r>
+      <w:proofErr w:type="spellEnd"/>
+      <w:r>
+        <w:t xml:space="preserve">, </w:t>
+      </w:r>
+      <w:proofErr w:type="spellStart"/>
+      <w:r>
+        <w:t>normalizeId</w:t>
+      </w:r>
+      <w:proofErr w:type="spellEnd"/>
+      <w:r>
+        <w:t xml:space="preserve"> e </w:t>
+      </w:r>
+      <w:proofErr w:type="spellStart"/>
+      <w:r>
+        <w:t>normalizeBool</w:t>
+      </w:r>
+      <w:proofErr w:type="spellEnd"/>
+      <w:r>
+        <w:t>). Questa fase</w:t>
+      </w:r>
+      <w:r>
+        <w:t xml:space="preserve"> </w:t>
+      </w:r>
+      <w:r>
+        <w:t>consente di identificare e correggere</w:t>
+      </w:r>
+      <w:r>
+        <w:t xml:space="preserve"> eventuali inconsistenze presenti nei dati originali, come stringhe vuote, date non valide (ad esempio 0000-00-00) o valori booleani rappresentati in formati differenti. L'obiettivo è garantire la coerenza dei dati con i vincoli definiti nel nuovo schema relazionale.</w:t>
+      </w:r>
+      <w:r>
+        <w:t xml:space="preserve"> </w:t>
+      </w:r>
+    </w:p>
+    <w:p>
+      <w:r>
+        <w:t>Durante l'implementazione della procedura di migrazione sono emerse alcune criticità dovute alla qualità non uniforme dei dati provenienti dal sistema precedente. In particolare, la presenza di valori mancanti o formattati in modo non coerente ha richiesto l'introduzione di specifiche operazioni di sanitizzazione e conversione, al fine di prevenire errori durante l'inserimento nel database.</w:t>
+      </w:r>
+    </w:p>
+    <w:p>
+      <w:r>
+        <w:t xml:space="preserve">Caricamento relazionale (Load): una volta normalizzati, i dati vengono inseriti nel nuovo schema mediante l'ORM </w:t>
+      </w:r>
+      <w:proofErr w:type="spellStart"/>
+      <w:r>
+        <w:t>Eloquent</w:t>
+      </w:r>
+      <w:proofErr w:type="spellEnd"/>
+      <w:r>
+        <w:t xml:space="preserve">. Per evitare la duplicazione di entità condivise tra più record, viene utilizzato il metodo </w:t>
+      </w:r>
+      <w:proofErr w:type="spellStart"/>
+      <w:r>
+        <w:t>firstOrCreate</w:t>
+      </w:r>
+      <w:proofErr w:type="spellEnd"/>
+      <w:r>
+        <w:t xml:space="preserve">, che consente di recuperare un'entità già esistente oppure crearla qualora non sia presente. </w:t>
+      </w:r>
+      <w:r>
+        <w:t xml:space="preserve">Sebbene l'uso iterativo di tale metodo all'interno di un ciclo generi un carico I/O subottimale (problema delle query N+1), la natura </w:t>
+      </w:r>
+      <w:r>
+        <w:rPr>
+          <w:i/>
+          <w:iCs/>
+        </w:rPr>
+        <w:t>una tantum</w:t>
+      </w:r>
+      <w:r>
+        <w:t xml:space="preserve"> del processo di migrazione storicizzata rende l'esattezza dell'integrità referenziale un requisito prioritario rispetto all'efficienza temporale dell'esecuzione.</w:t>
+      </w:r>
+      <w:r>
+        <w:t xml:space="preserve"> </w:t>
+      </w:r>
+      <w:r>
+        <w:t xml:space="preserve">L'inserimento avviene seguendo la struttura gerarchica delle relazioni: inizialmente vengono create o </w:t>
+      </w:r>
+      <w:r>
+        <w:lastRenderedPageBreak/>
+        <w:t xml:space="preserve">recuperate le entità di livello superiore (ad esempio </w:t>
+      </w:r>
+      <w:proofErr w:type="spellStart"/>
+      <w:r>
+        <w:t>Campaign</w:t>
+      </w:r>
+      <w:proofErr w:type="spellEnd"/>
+      <w:r>
+        <w:t xml:space="preserve">, Verbal e </w:t>
+      </w:r>
+      <w:proofErr w:type="spellStart"/>
+      <w:r>
+        <w:t>VerbalRoom</w:t>
+      </w:r>
+      <w:proofErr w:type="spellEnd"/>
+      <w:r>
+        <w:t>), successivamente le rispettive chiavi primarie vengono propagate alle entità dipendenti tramite chiavi esterne.</w:t>
+      </w:r>
+    </w:p>
+    <w:p/>
+    <w:p>
+      <w:r>
+        <w:t xml:space="preserve">Per ragioni di sintesi, il </w:t>
+      </w:r>
+      <w:r>
+        <w:t>L</w:t>
+      </w:r>
+      <w:r>
+        <w:t>istato</w:t>
+      </w:r>
+      <w:r>
+        <w:t xml:space="preserve"> seguente mostra una versione semplificata dell'implementazione reale, omettendo numerosi attributi e controlli aggiuntivi presenti nel codice definitivo. L'obiettivo è evidenziare esclusivamente la logica principale del processo di estrazione, normalizzazione e propagazione delle relazioni tra le entità.</w:t>
+      </w:r>
+    </w:p>
+    <w:tbl>
+      <w:tblPr>
+        <w:tblStyle w:val="Grigliatabella"/>
+        <w:tblW w:w="0" w:type="auto"/>
+        <w:tblLook w:val="04A0" w:firstRow="1" w:lastRow="0" w:firstColumn="1" w:lastColumn="0" w:noHBand="0" w:noVBand="1"/>
+      </w:tblPr>
+      <w:tblGrid>
+        <w:gridCol w:w="9628"/>
+      </w:tblGrid>
+      <w:tr>
+        <w:tc>
+          <w:tcPr>
+            <w:tcW w:w="9628" w:type="dxa"/>
+          </w:tcPr>
+          <w:p>
+            <w:r>
+              <w:t xml:space="preserve">// Esempio semplificato della logica di migrazione dati tramite </w:t>
+            </w:r>
+            <w:proofErr w:type="spellStart"/>
+            <w:r>
+              <w:t>Seeder</w:t>
+            </w:r>
+            <w:proofErr w:type="spellEnd"/>
+          </w:p>
+          <w:p>
+            <w:r>
+              <w:t xml:space="preserve">public </w:t>
+            </w:r>
+            <w:proofErr w:type="spellStart"/>
+            <w:r>
+              <w:t>function</w:t>
+            </w:r>
+            <w:proofErr w:type="spellEnd"/>
+            <w:r>
+              <w:t xml:space="preserve"> </w:t>
+            </w:r>
+            <w:proofErr w:type="spellStart"/>
+            <w:proofErr w:type="gramStart"/>
+            <w:r>
+              <w:t>run</w:t>
+            </w:r>
+            <w:proofErr w:type="spellEnd"/>
+            <w:r>
+              <w:t>(</w:t>
+            </w:r>
+            <w:proofErr w:type="gramEnd"/>
+            <w:r>
+              <w:t xml:space="preserve">): </w:t>
+            </w:r>
+            <w:proofErr w:type="spellStart"/>
+            <w:r>
+              <w:t>void</w:t>
+            </w:r>
+            <w:proofErr w:type="spellEnd"/>
+          </w:p>
+          <w:p>
+            <w:r>
+              <w:t>{</w:t>
+            </w:r>
+          </w:p>
+          <w:p>
+            <w:r>
+              <w:t xml:space="preserve">    // Fase di </w:t>
+            </w:r>
+            <w:proofErr w:type="spellStart"/>
+            <w:r>
+              <w:t>Extract</w:t>
+            </w:r>
+            <w:proofErr w:type="spellEnd"/>
+            <w:r>
+              <w:t>: apertura del file CSV</w:t>
+            </w:r>
+          </w:p>
+          <w:p>
+            <w:r>
+              <w:t xml:space="preserve">    $</w:t>
+            </w:r>
+            <w:proofErr w:type="spellStart"/>
+            <w:r>
+              <w:t>csvFile</w:t>
+            </w:r>
+            <w:proofErr w:type="spellEnd"/>
+            <w:r>
+              <w:t xml:space="preserve"> = </w:t>
+            </w:r>
+            <w:proofErr w:type="spellStart"/>
+            <w:r>
+              <w:t>fopen</w:t>
+            </w:r>
+            <w:proofErr w:type="spellEnd"/>
+            <w:r>
+              <w:t>(</w:t>
+            </w:r>
+            <w:proofErr w:type="spellStart"/>
+            <w:r>
+              <w:t>base_path</w:t>
+            </w:r>
+            <w:proofErr w:type="spellEnd"/>
+            <w:r>
+              <w:t>("database/data/campioni.csv"), "r");</w:t>
+            </w:r>
+          </w:p>
+          <w:p>
+            <w:pPr>
+              <w:rPr>
+                <w:lang w:val="en-US"/>
+              </w:rPr>
+            </w:pPr>
+          </w:p>
+          <w:p>
+            <w:pPr>
+              <w:rPr>
+                <w:lang w:val="en-US"/>
+              </w:rPr>
+            </w:pPr>
+            <w:r>
+              <w:rPr>
+                <w:lang w:val="en-US"/>
+              </w:rPr>
+              <w:t xml:space="preserve">    while (($data = </w:t>
+            </w:r>
+            <w:proofErr w:type="spellStart"/>
+            <w:proofErr w:type="gramStart"/>
+            <w:r>
+              <w:rPr>
+                <w:lang w:val="en-US"/>
+              </w:rPr>
+              <w:t>fgetcsv</w:t>
+            </w:r>
+            <w:proofErr w:type="spellEnd"/>
+            <w:r>
+              <w:rPr>
+                <w:lang w:val="en-US"/>
+              </w:rPr>
+              <w:t>(</w:t>
+            </w:r>
+            <w:proofErr w:type="gramEnd"/>
+            <w:r>
+              <w:rPr>
+                <w:lang w:val="en-US"/>
+              </w:rPr>
+              <w:t>$</w:t>
+            </w:r>
+            <w:proofErr w:type="spellStart"/>
+            <w:r>
+              <w:rPr>
+                <w:lang w:val="en-US"/>
+              </w:rPr>
+              <w:t>csvFile</w:t>
+            </w:r>
+            <w:proofErr w:type="spellEnd"/>
+            <w:r>
+              <w:rPr>
+                <w:lang w:val="en-US"/>
+              </w:rPr>
+              <w:t>, 2000, ",")</w:t>
+            </w:r>
+            <w:proofErr w:type="gramStart"/>
+            <w:r>
+              <w:rPr>
+                <w:lang w:val="en-US"/>
+              </w:rPr>
+              <w:t>) !</w:t>
+            </w:r>
+            <w:proofErr w:type="gramEnd"/>
+            <w:r>
+              <w:rPr>
+                <w:lang w:val="en-US"/>
+              </w:rPr>
+              <w:t>== false) {</w:t>
+            </w:r>
+          </w:p>
+          <w:p/>
+          <w:p>
+            <w:r>
+              <w:t xml:space="preserve">        // Fase di </w:t>
+            </w:r>
+            <w:proofErr w:type="spellStart"/>
+            <w:r>
+              <w:t>Transform</w:t>
+            </w:r>
+            <w:proofErr w:type="spellEnd"/>
+            <w:r>
+              <w:t>: normalizzazione dei dati</w:t>
+            </w:r>
+          </w:p>
+          <w:p>
+            <w:pPr>
+              <w:rPr>
+                <w:lang w:val="en-US"/>
+              </w:rPr>
+            </w:pPr>
+            <w:r>
+              <w:t xml:space="preserve">        </w:t>
+            </w:r>
+            <w:r>
+              <w:rPr>
+                <w:lang w:val="en-US"/>
+              </w:rPr>
+              <w:t>$</w:t>
+            </w:r>
+            <w:proofErr w:type="spellStart"/>
+            <w:r>
+              <w:rPr>
+                <w:lang w:val="en-US"/>
+              </w:rPr>
+              <w:t>idSample</w:t>
+            </w:r>
+            <w:proofErr w:type="spellEnd"/>
+            <w:r>
+              <w:rPr>
+                <w:lang w:val="en-US"/>
+              </w:rPr>
+              <w:t xml:space="preserve"> = $this-&gt;</w:t>
+            </w:r>
+            <w:proofErr w:type="spellStart"/>
+            <w:r>
+              <w:rPr>
+                <w:lang w:val="en-US"/>
+              </w:rPr>
+              <w:t>normalizeId</w:t>
+            </w:r>
+            <w:proofErr w:type="spellEnd"/>
+            <w:r>
+              <w:rPr>
+                <w:lang w:val="en-US"/>
+              </w:rPr>
+              <w:t>($</w:t>
+            </w:r>
+            <w:proofErr w:type="gramStart"/>
+            <w:r>
+              <w:rPr>
+                <w:lang w:val="en-US"/>
+              </w:rPr>
+              <w:t>data[</w:t>
+            </w:r>
+            <w:proofErr w:type="gramEnd"/>
+            <w:r>
+              <w:rPr>
+                <w:lang w:val="en-US"/>
+              </w:rPr>
+              <w:t>0]);</w:t>
+            </w:r>
+          </w:p>
+          <w:p>
+            <w:pPr>
+              <w:rPr>
+                <w:lang w:val="en-US"/>
+              </w:rPr>
+            </w:pPr>
+            <w:r>
+              <w:rPr>
+                <w:lang w:val="en-US"/>
+              </w:rPr>
+              <w:t xml:space="preserve">        $</w:t>
+            </w:r>
+            <w:proofErr w:type="spellStart"/>
+            <w:r>
+              <w:rPr>
+                <w:lang w:val="en-US"/>
+              </w:rPr>
+              <w:t>idProject</w:t>
+            </w:r>
+            <w:proofErr w:type="spellEnd"/>
+            <w:r>
+              <w:rPr>
+                <w:lang w:val="en-US"/>
+              </w:rPr>
+              <w:t xml:space="preserve"> = $this-&gt;</w:t>
+            </w:r>
+            <w:proofErr w:type="spellStart"/>
+            <w:r>
+              <w:rPr>
+                <w:lang w:val="en-US"/>
+              </w:rPr>
+              <w:t>normalizeId</w:t>
+            </w:r>
+            <w:proofErr w:type="spellEnd"/>
+            <w:r>
+              <w:rPr>
+                <w:lang w:val="en-US"/>
+              </w:rPr>
+              <w:t>($</w:t>
+            </w:r>
+            <w:proofErr w:type="gramStart"/>
+            <w:r>
+              <w:rPr>
+                <w:lang w:val="en-US"/>
+              </w:rPr>
+              <w:t>data[</w:t>
+            </w:r>
+            <w:proofErr w:type="gramEnd"/>
+            <w:r>
+              <w:rPr>
+                <w:lang w:val="en-US"/>
+              </w:rPr>
+              <w:t>1]);</w:t>
+            </w:r>
+          </w:p>
+          <w:p>
+            <w:pPr>
+              <w:rPr>
+                <w:lang w:val="en-US"/>
+              </w:rPr>
+            </w:pPr>
+            <w:r>
+              <w:rPr>
+                <w:lang w:val="en-US"/>
+              </w:rPr>
+              <w:t xml:space="preserve">        // [….]</w:t>
+            </w:r>
+          </w:p>
+          <w:p>
+            <w:r>
+              <w:rPr>
+                <w:lang w:val="en-US"/>
+              </w:rPr>
+              <w:t xml:space="preserve">        </w:t>
+            </w:r>
+            <w:r>
+              <w:t>$</w:t>
+            </w:r>
+            <w:proofErr w:type="spellStart"/>
+            <w:r>
+              <w:t>campaignDate</w:t>
+            </w:r>
+            <w:proofErr w:type="spellEnd"/>
+            <w:r>
+              <w:t xml:space="preserve"> = $</w:t>
+            </w:r>
+            <w:proofErr w:type="spellStart"/>
+            <w:r>
+              <w:t>this</w:t>
+            </w:r>
+            <w:proofErr w:type="spellEnd"/>
+            <w:r>
+              <w:t>-&gt;</w:t>
+            </w:r>
+            <w:proofErr w:type="spellStart"/>
+            <w:r>
+              <w:t>normalizeDate</w:t>
+            </w:r>
+            <w:proofErr w:type="spellEnd"/>
+            <w:r>
+              <w:t>($</w:t>
+            </w:r>
+            <w:proofErr w:type="gramStart"/>
+            <w:r>
+              <w:t>data[</w:t>
+            </w:r>
+            <w:proofErr w:type="gramEnd"/>
+            <w:r>
+              <w:t>25]);</w:t>
+            </w:r>
+          </w:p>
+          <w:p/>
+          <w:p>
+            <w:r>
+              <w:t xml:space="preserve">        // Creazione o recupero di un'entità di livello superiore</w:t>
+            </w:r>
+          </w:p>
+          <w:p>
+            <w:pPr>
+              <w:rPr>
+                <w:lang w:val="en-US"/>
+              </w:rPr>
+            </w:pPr>
+            <w:r>
+              <w:t xml:space="preserve">        </w:t>
+            </w:r>
+            <w:r>
+              <w:rPr>
+                <w:lang w:val="en-US"/>
+              </w:rPr>
+              <w:t xml:space="preserve">$campaign = </w:t>
+            </w:r>
+            <w:proofErr w:type="gramStart"/>
+            <w:r>
+              <w:rPr>
+                <w:lang w:val="en-US"/>
+              </w:rPr>
+              <w:t>Campaign::</w:t>
+            </w:r>
+            <w:proofErr w:type="spellStart"/>
+            <w:r>
+              <w:rPr>
+                <w:lang w:val="en-US"/>
+              </w:rPr>
+              <w:t>firstOrCreate</w:t>
+            </w:r>
+            <w:proofErr w:type="spellEnd"/>
+            <w:r>
+              <w:rPr>
+                <w:lang w:val="en-US"/>
+              </w:rPr>
+              <w:t>(</w:t>
+            </w:r>
+            <w:proofErr w:type="gramEnd"/>
+            <w:r>
+              <w:rPr>
+                <w:lang w:val="en-US"/>
+              </w:rPr>
+              <w:t>[</w:t>
+            </w:r>
+          </w:p>
+          <w:p>
+            <w:pPr>
+              <w:rPr>
+                <w:lang w:val="en-US"/>
+              </w:rPr>
+            </w:pPr>
+            <w:r>
+              <w:rPr>
+                <w:lang w:val="en-US"/>
+              </w:rPr>
+              <w:t xml:space="preserve">            '</w:t>
+            </w:r>
+            <w:proofErr w:type="spellStart"/>
+            <w:proofErr w:type="gramStart"/>
+            <w:r>
+              <w:rPr>
+                <w:lang w:val="en-US"/>
+              </w:rPr>
+              <w:t>activity</w:t>
+            </w:r>
+            <w:proofErr w:type="gramEnd"/>
+            <w:r>
+              <w:rPr>
+                <w:lang w:val="en-US"/>
+              </w:rPr>
+              <w:t>_id</w:t>
+            </w:r>
+            <w:proofErr w:type="spellEnd"/>
+            <w:r>
+              <w:rPr>
+                <w:lang w:val="en-US"/>
+              </w:rPr>
+              <w:t>' =&gt; $</w:t>
+            </w:r>
+            <w:proofErr w:type="spellStart"/>
+            <w:r>
+              <w:rPr>
+                <w:lang w:val="en-US"/>
+              </w:rPr>
+              <w:t>idProject</w:t>
+            </w:r>
+            <w:proofErr w:type="spellEnd"/>
+            <w:r>
+              <w:rPr>
+                <w:lang w:val="en-US"/>
+              </w:rPr>
+              <w:t>,</w:t>
+            </w:r>
+          </w:p>
+          <w:p>
+            <w:r>
+              <w:rPr>
+                <w:lang w:val="en-US"/>
+              </w:rPr>
+              <w:t xml:space="preserve">            </w:t>
+            </w:r>
+            <w:r>
+              <w:t>'</w:t>
+            </w:r>
+            <w:proofErr w:type="spellStart"/>
+            <w:r>
+              <w:t>campaign_date</w:t>
+            </w:r>
+            <w:proofErr w:type="spellEnd"/>
+            <w:r>
+              <w:t>' =&gt; $</w:t>
+            </w:r>
+            <w:proofErr w:type="spellStart"/>
+            <w:r>
+              <w:t>campaignDate</w:t>
+            </w:r>
+            <w:proofErr w:type="spellEnd"/>
+            <w:r>
+              <w:t>,</w:t>
+            </w:r>
+          </w:p>
+          <w:p>
+            <w:r>
+              <w:t xml:space="preserve">        ]);</w:t>
+            </w:r>
+          </w:p>
+          <w:p/>
+          <w:p>
+            <w:r>
+              <w:t xml:space="preserve">        </w:t>
+            </w:r>
+            <w:r>
+              <w:t xml:space="preserve">// </w:t>
+            </w:r>
+            <w:r>
+              <w:t>(logica intermedia omessa per semplicità)</w:t>
+            </w:r>
+          </w:p>
+          <w:p>
+            <w:pPr>
+              <w:jc w:val="both"/>
+              <w:rPr>
+                <w:u w:val="single"/>
+              </w:rPr>
+            </w:pPr>
+          </w:p>
+          <w:p>
+            <w:r>
+              <w:t xml:space="preserve">        // Creazione dell'entità finale della gerarchia</w:t>
+            </w:r>
+          </w:p>
+          <w:p>
+            <w:pPr>
+              <w:rPr>
+                <w:lang w:val="en-US"/>
+              </w:rPr>
+            </w:pPr>
+            <w:r>
+              <w:t xml:space="preserve">        </w:t>
+            </w:r>
+            <w:proofErr w:type="gramStart"/>
+            <w:r>
+              <w:rPr>
+                <w:lang w:val="en-US"/>
+              </w:rPr>
+              <w:t>Sample::</w:t>
+            </w:r>
+            <w:proofErr w:type="spellStart"/>
+            <w:r>
+              <w:rPr>
+                <w:lang w:val="en-US"/>
+              </w:rPr>
+              <w:t>firstOrCreate</w:t>
+            </w:r>
+            <w:proofErr w:type="spellEnd"/>
+            <w:r>
+              <w:rPr>
+                <w:lang w:val="en-US"/>
+              </w:rPr>
+              <w:t>(</w:t>
+            </w:r>
+            <w:proofErr w:type="gramEnd"/>
+            <w:r>
+              <w:rPr>
+                <w:lang w:val="en-US"/>
+              </w:rPr>
+              <w:t>[</w:t>
+            </w:r>
+          </w:p>
+          <w:p>
+            <w:pPr>
+              <w:rPr>
+                <w:lang w:val="en-US"/>
+              </w:rPr>
+            </w:pPr>
+            <w:r>
+              <w:rPr>
+                <w:lang w:val="en-US"/>
+              </w:rPr>
+              <w:t xml:space="preserve">            'id' =&gt; $</w:t>
+            </w:r>
+            <w:proofErr w:type="spellStart"/>
+            <w:r>
+              <w:rPr>
+                <w:lang w:val="en-US"/>
+              </w:rPr>
+              <w:t>idSample</w:t>
+            </w:r>
+            <w:proofErr w:type="spellEnd"/>
+            <w:r>
+              <w:rPr>
+                <w:lang w:val="en-US"/>
+              </w:rPr>
+              <w:t>,</w:t>
+            </w:r>
+          </w:p>
+          <w:p>
+            <w:pPr>
+              <w:rPr>
+                <w:lang w:val="en-US"/>
+              </w:rPr>
+            </w:pPr>
+            <w:r>
+              <w:rPr>
+                <w:lang w:val="en-US"/>
+              </w:rPr>
+              <w:t xml:space="preserve">            </w:t>
+            </w:r>
+            <w:r>
+              <w:rPr>
+                <w:lang w:val="en-US"/>
+              </w:rPr>
+              <w:t>'</w:t>
+            </w:r>
+            <w:proofErr w:type="spellStart"/>
+            <w:proofErr w:type="gramStart"/>
+            <w:r>
+              <w:rPr>
+                <w:lang w:val="en-US"/>
+              </w:rPr>
+              <w:t>verbal</w:t>
+            </w:r>
+            <w:proofErr w:type="gramEnd"/>
+            <w:r>
+              <w:rPr>
+                <w:lang w:val="en-US"/>
+              </w:rPr>
+              <w:t>_room_modality_point_id</w:t>
+            </w:r>
+            <w:proofErr w:type="spellEnd"/>
+            <w:r>
+              <w:rPr>
+                <w:lang w:val="en-US"/>
+              </w:rPr>
+              <w:t>' =&gt; $</w:t>
+            </w:r>
+            <w:proofErr w:type="spellStart"/>
+            <w:r>
+              <w:rPr>
+                <w:lang w:val="en-US"/>
+              </w:rPr>
+              <w:t>verbalRoomModalityPoint</w:t>
+            </w:r>
+            <w:proofErr w:type="spellEnd"/>
+            <w:r>
+              <w:rPr>
+                <w:lang w:val="en-US"/>
+              </w:rPr>
+              <w:t>-&gt;id,</w:t>
+            </w:r>
+          </w:p>
+          <w:p>
+            <w:pPr>
+              <w:rPr>
+                <w:lang w:val="en-US"/>
+              </w:rPr>
+            </w:pPr>
+            <w:r>
+              <w:rPr>
+                <w:lang w:val="en-US"/>
+              </w:rPr>
+              <w:t xml:space="preserve">        ]);</w:t>
+            </w:r>
+          </w:p>
+          <w:p>
+            <w:pPr>
+              <w:rPr>
+                <w:lang w:val="en-US"/>
+              </w:rPr>
+            </w:pPr>
+            <w:r>
+              <w:rPr>
+                <w:lang w:val="en-US"/>
+              </w:rPr>
+              <w:t xml:space="preserve">    }</w:t>
+            </w:r>
+          </w:p>
+          <w:p>
+            <w:pPr>
+              <w:rPr>
+                <w:lang w:val="en-US"/>
+              </w:rPr>
+            </w:pPr>
+          </w:p>
+          <w:p>
+            <w:pPr>
+              <w:rPr>
+                <w:lang w:val="en-US"/>
+              </w:rPr>
+            </w:pPr>
+            <w:r>
+              <w:rPr>
+                <w:lang w:val="en-US"/>
+              </w:rPr>
+              <w:t xml:space="preserve">    </w:t>
+            </w:r>
+            <w:proofErr w:type="spellStart"/>
+            <w:r>
+              <w:rPr>
+                <w:lang w:val="en-US"/>
+              </w:rPr>
+              <w:t>fclose</w:t>
+            </w:r>
+            <w:proofErr w:type="spellEnd"/>
+            <w:r>
+              <w:rPr>
+                <w:lang w:val="en-US"/>
+              </w:rPr>
+              <w:t>($</w:t>
+            </w:r>
+            <w:proofErr w:type="spellStart"/>
+            <w:r>
+              <w:rPr>
+                <w:lang w:val="en-US"/>
+              </w:rPr>
+              <w:t>csvFile</w:t>
+            </w:r>
+            <w:proofErr w:type="spellEnd"/>
+            <w:r>
+              <w:rPr>
+                <w:lang w:val="en-US"/>
+              </w:rPr>
+              <w:t>);</w:t>
+            </w:r>
+          </w:p>
+          <w:p>
+            <w:pPr>
+              <w:rPr>
+                <w:u w:val="single"/>
+              </w:rPr>
+            </w:pPr>
+            <w:r>
+              <w:t>}</w:t>
+            </w:r>
+          </w:p>
+        </w:tc>
+      </w:tr>
+    </w:tbl>
+    <w:p/>
     <w:p/>
     <w:p>
       <w:pPr>
@@ -6322,11 +7293,7 @@
       </w:r>
       <w:proofErr w:type="spellEnd"/>
       <w:r>
-        <w:t xml:space="preserve">), il sistema implementa un controllo preventivo di esistenza dell'istanza utente. Se un utente tenta l'accesso con credenziali errate utilizzando un nome utente non </w:t>
-      </w:r>
-      <w:r>
-        <w:lastRenderedPageBreak/>
-        <w:t xml:space="preserve">censito, il sistema cattura l'anomalia gestendo il valore come </w:t>
+        <w:t xml:space="preserve">), il sistema implementa un controllo preventivo di esistenza dell'istanza utente. Se un utente tenta l'accesso con credenziali errate utilizzando un nome utente non censito, il sistema cattura l'anomalia gestendo il valore come </w:t>
       </w:r>
       <w:proofErr w:type="spellStart"/>
       <w:r>
@@ -6766,6 +7733,7 @@
               <w:rPr>
                 <w:lang w:val="en-GB"/>
               </w:rPr>
+              <w:lastRenderedPageBreak/>
               <w:t xml:space="preserve">    </w:t>
             </w:r>
             <w:r>
@@ -7377,7 +8345,6 @@
     </w:p>
     <w:p>
       <w:r>
-        <w:lastRenderedPageBreak/>
         <w:t>Per registrare le modifiche apportate alle entità persistenti dell'applicazione è stata implementata un'infrastruttura di audit basata sul pattern Observer. L'obiettivo è quello di automatizzare la registrazione delle operazioni di creazione, modifica ed eliminazione dei record, evitando di inserire logiche di auditing all'interno dei controller o dei servizi applicativi.</w:t>
       </w:r>
     </w:p>
@@ -7512,6 +8479,7 @@
     </w:p>
     <w:p>
       <w:r>
+        <w:lastRenderedPageBreak/>
         <w:t>L'utilizzo di un'interfaccia permette di separare la logica di auditing dalle specifiche implementazioni dei modelli, favorendo l'estensibilità del sistema e garantendo un comportamento coerente tra tutte le entità monitorate.</w:t>
       </w:r>
     </w:p>
@@ -8231,6 +9199,7 @@
         </w:numPr>
       </w:pPr>
       <w:r>
+        <w:lastRenderedPageBreak/>
         <w:t>modifica di un record esistente (</w:t>
       </w:r>
       <w:proofErr w:type="spellStart"/>
@@ -8836,7 +9805,6 @@
               <w:rPr>
                 <w:lang w:val="en-GB"/>
               </w:rPr>
-              <w:lastRenderedPageBreak/>
               <w:t xml:space="preserve">    }</w:t>
             </w:r>
           </w:p>
@@ -9053,6 +10021,7 @@
     </w:p>
     <w:p>
       <w:r>
+        <w:lastRenderedPageBreak/>
         <w:t>Questa scelta progettuale consente di centralizzare la logica di registrazione degli eventi, evitando duplicazioni di codice e mantenendo separata la fase di intercettazione degli eventi dalla loro effettiva persistenza nel database.</w:t>
       </w:r>
     </w:p>
@@ -9564,7 +10533,6 @@
           <w:b/>
           <w:bCs/>
         </w:rPr>
-        <w:lastRenderedPageBreak/>
         <w:t>Filtro dei metadati di sistema:</w:t>
       </w:r>
       <w:r>
@@ -10374,7 +11342,6 @@
     </w:p>
     <w:p>
       <w:r>
-        <w:lastRenderedPageBreak/>
         <w:t>Un esempio è rappresentato dal modello Verbal.</w:t>
       </w:r>
     </w:p>
@@ -10737,6 +11704,7 @@
           <w:b/>
           <w:bCs/>
         </w:rPr>
+        <w:lastRenderedPageBreak/>
         <w:t xml:space="preserve">Caso B: Modello Standard </w:t>
       </w:r>
     </w:p>

--- a/Implementazione.docx
+++ b/Implementazione.docx
@@ -5174,7 +5174,6 @@
           <w:b/>
           <w:bCs/>
         </w:rPr>
-        <w:lastRenderedPageBreak/>
         <w:t>Ricostruzione del Grafo dei Dati:</w:t>
       </w:r>
       <w:r>
@@ -5654,7 +5653,6 @@
     </w:p>
     <w:p>
       <w:r>
-        <w:lastRenderedPageBreak/>
         <w:t>Il processo viene attivato da un utente autorizzato durante la fase di verifica del rapporto e prevede due possibili esiti: approvazione oppure richiesta di revisione.</w:t>
       </w:r>
     </w:p>
@@ -6054,7 +6052,6 @@
               <w:rPr>
                 <w:lang w:val="en-US"/>
               </w:rPr>
-              <w:lastRenderedPageBreak/>
               <w:t xml:space="preserve">        </w:t>
             </w:r>
             <w:proofErr w:type="spellStart"/>
@@ -6358,11 +6355,7 @@
         <w:t xml:space="preserve"> </w:t>
       </w:r>
       <w:r>
-        <w:t xml:space="preserve">L'inserimento avviene seguendo la struttura gerarchica delle relazioni: inizialmente vengono create o </w:t>
-      </w:r>
-      <w:r>
-        <w:lastRenderedPageBreak/>
-        <w:t xml:space="preserve">recuperate le entità di livello superiore (ad esempio </w:t>
+        <w:t xml:space="preserve">L'inserimento avviene seguendo la struttura gerarchica delle relazioni: inizialmente vengono create o recuperate le entità di livello superiore (ad esempio </w:t>
       </w:r>
       <w:proofErr w:type="spellStart"/>
       <w:r>
@@ -6387,10 +6380,7 @@
         <w:t xml:space="preserve">Per ragioni di sintesi, il </w:t>
       </w:r>
       <w:r>
-        <w:t>L</w:t>
-      </w:r>
-      <w:r>
-        <w:t>istato</w:t>
+        <w:t>Listato</w:t>
       </w:r>
       <w:r>
         <w:t xml:space="preserve"> seguente mostra una versione semplificata dell'implementazione reale, omettendo numerosi attributi e controlli aggiuntivi presenti nel codice definitivo. L'obiettivo è evidenziare esclusivamente la logica principale del processo di estrazione, normalizzazione e propagazione delle relazioni tra le entità.</w:t>
@@ -6498,73 +6488,46 @@
               <w:t>("database/data/campioni.csv"), "r");</w:t>
             </w:r>
           </w:p>
-          <w:p>
-            <w:pPr>
-              <w:rPr>
-                <w:lang w:val="en-US"/>
-              </w:rPr>
-            </w:pPr>
-          </w:p>
-          <w:p>
-            <w:pPr>
-              <w:rPr>
-                <w:lang w:val="en-US"/>
-              </w:rPr>
-            </w:pPr>
-            <w:r>
-              <w:rPr>
-                <w:lang w:val="en-US"/>
-              </w:rPr>
-              <w:t xml:space="preserve">    while (($data = </w:t>
+          <w:p/>
+          <w:p>
+            <w:r>
+              <w:t xml:space="preserve">    </w:t>
+            </w:r>
+            <w:proofErr w:type="spellStart"/>
+            <w:r>
+              <w:t>while</w:t>
+            </w:r>
+            <w:proofErr w:type="spellEnd"/>
+            <w:r>
+              <w:t xml:space="preserve"> (($data = </w:t>
             </w:r>
             <w:proofErr w:type="spellStart"/>
             <w:proofErr w:type="gramStart"/>
             <w:r>
-              <w:rPr>
-                <w:lang w:val="en-US"/>
-              </w:rPr>
               <w:t>fgetcsv</w:t>
             </w:r>
             <w:proofErr w:type="spellEnd"/>
             <w:r>
-              <w:rPr>
-                <w:lang w:val="en-US"/>
-              </w:rPr>
               <w:t>(</w:t>
             </w:r>
             <w:proofErr w:type="gramEnd"/>
             <w:r>
-              <w:rPr>
-                <w:lang w:val="en-US"/>
-              </w:rPr>
               <w:t>$</w:t>
             </w:r>
             <w:proofErr w:type="spellStart"/>
             <w:r>
-              <w:rPr>
-                <w:lang w:val="en-US"/>
-              </w:rPr>
               <w:t>csvFile</w:t>
             </w:r>
             <w:proofErr w:type="spellEnd"/>
             <w:r>
-              <w:rPr>
-                <w:lang w:val="en-US"/>
-              </w:rPr>
               <w:t>, 2000, ",")</w:t>
             </w:r>
             <w:proofErr w:type="gramStart"/>
             <w:r>
-              <w:rPr>
-                <w:lang w:val="en-US"/>
-              </w:rPr>
               <w:t>) !</w:t>
             </w:r>
             <w:proofErr w:type="gramEnd"/>
             <w:r>
-              <w:rPr>
-                <w:lang w:val="en-US"/>
-              </w:rPr>
               <w:t>== false) {</w:t>
             </w:r>
           </w:p>
@@ -6696,19 +6659,6 @@
             </w:r>
           </w:p>
           <w:p>
-            <w:pPr>
-              <w:rPr>
-                <w:lang w:val="en-US"/>
-              </w:rPr>
-            </w:pPr>
-            <w:r>
-              <w:rPr>
-                <w:lang w:val="en-US"/>
-              </w:rPr>
-              <w:t xml:space="preserve">        // [….]</w:t>
-            </w:r>
-          </w:p>
-          <w:p>
             <w:r>
               <w:rPr>
                 <w:lang w:val="en-US"/>
@@ -6716,6 +6666,14 @@
               <w:t xml:space="preserve">        </w:t>
             </w:r>
             <w:r>
+              <w:t>// [….]</w:t>
+            </w:r>
+          </w:p>
+          <w:p>
+            <w:r>
+              <w:t xml:space="preserve">        </w:t>
+            </w:r>
+            <w:r>
               <w:t>$</w:t>
             </w:r>
             <w:proofErr w:type="spellStart"/>
@@ -6908,67 +6866,36 @@
             </w:r>
           </w:p>
           <w:p>
-            <w:pPr>
-              <w:rPr>
-                <w:lang w:val="en-US"/>
-              </w:rPr>
-            </w:pPr>
             <w:r>
               <w:t xml:space="preserve">        </w:t>
             </w:r>
             <w:proofErr w:type="gramStart"/>
             <w:r>
-              <w:rPr>
-                <w:lang w:val="en-US"/>
-              </w:rPr>
               <w:t>Sample::</w:t>
             </w:r>
             <w:proofErr w:type="spellStart"/>
             <w:r>
-              <w:rPr>
-                <w:lang w:val="en-US"/>
-              </w:rPr>
               <w:t>firstOrCreate</w:t>
             </w:r>
             <w:proofErr w:type="spellEnd"/>
             <w:r>
-              <w:rPr>
-                <w:lang w:val="en-US"/>
-              </w:rPr>
               <w:t>(</w:t>
             </w:r>
             <w:proofErr w:type="gramEnd"/>
             <w:r>
-              <w:rPr>
-                <w:lang w:val="en-US"/>
-              </w:rPr>
               <w:t>[</w:t>
             </w:r>
           </w:p>
           <w:p>
-            <w:pPr>
-              <w:rPr>
-                <w:lang w:val="en-US"/>
-              </w:rPr>
-            </w:pPr>
-            <w:r>
-              <w:rPr>
-                <w:lang w:val="en-US"/>
-              </w:rPr>
+            <w:r>
               <w:t xml:space="preserve">            'id' =&gt; $</w:t>
             </w:r>
             <w:proofErr w:type="spellStart"/>
             <w:r>
-              <w:rPr>
-                <w:lang w:val="en-US"/>
-              </w:rPr>
               <w:t>idSample</w:t>
             </w:r>
             <w:proofErr w:type="spellEnd"/>
             <w:r>
-              <w:rPr>
-                <w:lang w:val="en-US"/>
-              </w:rPr>
               <w:t>,</w:t>
             </w:r>
           </w:p>
@@ -6979,9 +6906,6 @@
               </w:rPr>
             </w:pPr>
             <w:r>
-              <w:rPr>
-                <w:lang w:val="en-US"/>
-              </w:rPr>
               <w:t xml:space="preserve">            </w:t>
             </w:r>
             <w:r>
@@ -7141,6 +7065,7 @@
     </w:p>
     <w:p>
       <w:r>
+        <w:lastRenderedPageBreak/>
         <w:t>L'infrastruttura è stata progettata in modo da risultare indipendente dalla logica di business dell'applicazione. In questo modo, le operazioni di registrazione vengono eseguite automaticamente senza introdurre codice aggiuntivo all'interno dei controller o dei servizi responsabili delle funzionalità principali.</w:t>
       </w:r>
     </w:p>
@@ -7648,6 +7573,7 @@
           <w:p/>
           <w:p>
             <w:r>
+              <w:lastRenderedPageBreak/>
               <w:t xml:space="preserve">    /**</w:t>
             </w:r>
           </w:p>
@@ -7733,7 +7659,6 @@
               <w:rPr>
                 <w:lang w:val="en-GB"/>
               </w:rPr>
-              <w:lastRenderedPageBreak/>
               <w:t xml:space="preserve">    </w:t>
             </w:r>
             <w:r>
@@ -8474,12 +8399,12 @@
         </w:numPr>
       </w:pPr>
       <w:r>
+        <w:lastRenderedPageBreak/>
         <w:t>la necessità di registrare o meno il dettaglio delle modifiche effettuate.</w:t>
       </w:r>
     </w:p>
     <w:p>
       <w:r>
-        <w:lastRenderedPageBreak/>
         <w:t>L'utilizzo di un'interfaccia permette di separare la logica di auditing dalle specifiche implementazioni dei modelli, favorendo l'estensibilità del sistema e garantendo un comportamento coerente tra tutte le entità monitorate.</w:t>
       </w:r>
     </w:p>
@@ -9180,6 +9105,7 @@
         </w:numPr>
       </w:pPr>
       <w:r>
+        <w:lastRenderedPageBreak/>
         <w:t>creazione di un nuovo record (</w:t>
       </w:r>
       <w:proofErr w:type="spellStart"/>
@@ -9199,7 +9125,6 @@
         </w:numPr>
       </w:pPr>
       <w:r>
-        <w:lastRenderedPageBreak/>
         <w:t>modifica di un record esistente (</w:t>
       </w:r>
       <w:proofErr w:type="spellStart"/>
@@ -10012,6 +9937,7 @@
       </w:pPr>
       <w:proofErr w:type="spellStart"/>
       <w:r>
+        <w:lastRenderedPageBreak/>
         <w:t>AuditObserver</w:t>
       </w:r>
       <w:proofErr w:type="spellEnd"/>
@@ -10021,7 +9947,6 @@
     </w:p>
     <w:p>
       <w:r>
-        <w:lastRenderedPageBreak/>
         <w:t>Questa scelta progettuale consente di centralizzare la logica di registrazione degli eventi, evitando duplicazioni di codice e mantenendo separata la fase di intercettazione degli eventi dalla loro effettiva persistenza nel database.</w:t>
       </w:r>
     </w:p>
@@ -10794,6 +10719,7 @@
           </w:p>
           <w:p>
             <w:r>
+              <w:lastRenderedPageBreak/>
               <w:t xml:space="preserve">    }</w:t>
             </w:r>
           </w:p>
@@ -11689,6 +11615,7 @@
     </w:p>
     <w:p>
       <w:r>
+        <w:lastRenderedPageBreak/>
         <w:t>Questa soluzione semplifica la consultazione dello storico delle operazioni e permette di ricostruire in modo immediato tutte le modifiche relative a uno specifico documento.</w:t>
       </w:r>
     </w:p>
@@ -11704,67 +11631,30 @@
           <w:b/>
           <w:bCs/>
         </w:rPr>
-        <w:lastRenderedPageBreak/>
         <w:t xml:space="preserve">Caso B: Modello Standard </w:t>
       </w:r>
     </w:p>
     <w:p>
       <w:r>
-        <w:t>Per le entità che non richiedono particolari personalizzazioni è sufficiente utilizzare il comportamento predefinito fornito dal trait.</w:t>
+        <w:t xml:space="preserve">Per le entità che non richiedono particolari personalizzazioni è sufficiente utilizzare il comportamento predefinito fornito dal trait. Un esempio è rappresentato dal modello Device. In questo caso il sistema utilizza automaticamente i valori di default definiti nel trait: i log vengono salvati nella tabella </w:t>
+      </w:r>
+      <w:proofErr w:type="spellStart"/>
+      <w:r>
+        <w:t>list_audits</w:t>
+      </w:r>
+      <w:proofErr w:type="spellEnd"/>
+      <w:r>
+        <w:t>, non viene associato alcun identificativo gerarchico e viene mantenuto il tracciamento delle modifiche tramite il calcolo del delta.</w:t>
       </w:r>
     </w:p>
     <w:p>
-      <w:r>
-        <w:t>Un esempio è rappresentato dal modello Device.</w:t>
-      </w:r>
-    </w:p>
-    <w:p>
-      <w:r>
-        <w:t>In questo caso il sistema utilizza automaticamente i valori di default definiti nel trait:</w:t>
-      </w:r>
-    </w:p>
-    <w:p>
-      <w:pPr>
-        <w:numPr>
-          <w:ilvl w:val="0"/>
-          <w:numId w:val="29"/>
-        </w:numPr>
-      </w:pPr>
-      <w:r>
-        <w:t xml:space="preserve">i log vengono salvati nella tabella </w:t>
-      </w:r>
-      <w:proofErr w:type="spellStart"/>
-      <w:r>
-        <w:t>list_audits</w:t>
-      </w:r>
-      <w:proofErr w:type="spellEnd"/>
-    </w:p>
-    <w:p>
-      <w:pPr>
-        <w:numPr>
-          <w:ilvl w:val="0"/>
-          <w:numId w:val="29"/>
-        </w:numPr>
-        <w:jc w:val="both"/>
-      </w:pPr>
-      <w:r>
-        <w:t>non viene associato alcun identificativo gerarchico</w:t>
-      </w:r>
-    </w:p>
-    <w:p>
-      <w:pPr>
-        <w:numPr>
-          <w:ilvl w:val="0"/>
-          <w:numId w:val="29"/>
-        </w:numPr>
-      </w:pPr>
-      <w:r>
-        <w:t>viene mantenuto il tracciamento delle modifiche tramite il calcolo del delta</w:t>
-      </w:r>
-    </w:p>
-    <w:p>
-      <w:r>
-        <w:t>Grazie a questo approccio l'integrazione del sistema di audit richiede un numero minimo di modifiche al modello e non comporta la duplicazione della logica di registrazione.</w:t>
+      <w:pPr>
+        <w:rPr>
+          <w:u w:val="single"/>
+        </w:rPr>
+      </w:pPr>
+      <w:r>
+        <w:t>Grazie a questo approccio, l’integrazione del sistema di audit richiede un numero minimo di modifiche al modello e non comporta la duplicazione della logica di registrazione.</w:t>
       </w:r>
     </w:p>
     <w:tbl>
@@ -11849,6 +11739,7 @@
     <w:p>
       <w:pPr>
         <w:rPr>
+          <w:u w:val="single"/>
           <w:lang w:val="en-US"/>
         </w:rPr>
       </w:pPr>
